--- a/res/synthetic_fascicoli/fascicoli/fascicolo_sintetico_048/sentenza.docx
+++ b/res/synthetic_fascicoli/fascicoli/fascicolo_sintetico_048/sentenza.docx
@@ -338,7 +338,7 @@
               <w:rStyle w:val="PlaceholderText"/>
               <w:lang w:val="en-US"/>
             </w:rPr>
-            <w:t>635/2024</w:t>
+            <w:t>325/2024</w:t>
           </w:r>
         </w:sdtContent>
       </w:sdt>
@@ -400,7 +400,7 @@
               <w:rStyle w:val="PlaceholderText"/>
               <w:lang w:val="en-US"/>
             </w:rPr>
-            <w:t>Chiara Costa</w:t>
+            <w:t>Mateus Luis Lima-Oliveira-Souza, Joao Oliveira</w:t>
           </w:r>
         </w:sdtContent>
       </w:sdt>
@@ -444,7 +444,7 @@
               <w:rStyle w:val="PlaceholderText"/>
               <w:lang w:val="en-US"/>
             </w:rPr>
-            <w:t>Giulia Conti</w:t>
+            <w:t>Fernanda Pereira, Carolina Nunes</w:t>
           </w:r>
         </w:sdtContent>
       </w:sdt>
@@ -588,7 +588,7 @@
               <w:rStyle w:val="PlaceholderText"/>
               <w:lang w:val="en-US"/>
             </w:rPr>
-            <w:t>Francesca Leoni</w:t>
+            <w:t/>
           </w:r>
         </w:p>
       </w:sdtContent>
@@ -624,7 +624,7 @@
               <w:rStyle w:val="PlaceholderText"/>
               <w:lang w:val="en-US"/>
             </w:rPr>
-            <w:t>con il patrocinio dell'Avv.</w:t>
+            <w:t/>
           </w:r>
         </w:p>
       </w:sdtContent>
@@ -805,7 +805,7 @@
             <w:rPr>
               <w:rStyle w:val="PlaceholderText"/>
             </w:rPr>
-            <w:t>08-04-2024</w:t>
+            <w:t>22-09-2025</w:t>
           </w:r>
         </w:sdtContent>
       </w:sdt>
@@ -866,7 +866,7 @@
               <w:rStyle w:val="PlaceholderText"/>
               <w:lang w:val="en-US"/>
             </w:rPr>
-            <w:t>1.1.1. In data 23-04-2024, Francesca Leoni è intervenuto volontariamente in giudizio, in qualità di discendente dal medesimo avo.[</w:t>
+            <w:t/>
           </w:r>
         </w:p>
       </w:sdtContent>
@@ -909,7 +909,7 @@
               <w:rStyle w:val="PlaceholderText"/>
               <w:lang w:val="en-US"/>
             </w:rPr>
-            <w:t>Il Ministero dell'Interno, tramite l'Avvocatura Distrettuale dello Stato di Brescia, si è costituito in giudizio il 12-05-2024.</w:t>
+            <w:t>Nonostante la regolare notificazione del ricorso, il Ministero dell'Interno non si è costituito.</w:t>
           </w:r>
         </w:sdtContent>
       </w:sdt>
@@ -1034,7 +1034,7 @@
             <w:rPr>
               <w:rStyle w:val="PlaceholderText"/>
             </w:rPr>
-            <w:t>Davide Maria Lombardi</w:t>
+            <w:t>Marcos Carlos Santos</w:t>
           </w:r>
         </w:sdtContent>
       </w:sdt>
@@ -1092,7 +1092,7 @@
               <w:rStyle w:val="PlaceholderText"/>
               <w:lang w:val="en-US"/>
             </w:rPr>
-            <w:t>Cremona</w:t>
+            <w:t>Bergamo</w:t>
           </w:r>
         </w:sdtContent>
       </w:sdt>
@@ -1149,7 +1149,7 @@
               <w:rStyle w:val="PlaceholderText"/>
               <w:lang w:val="en-US"/>
             </w:rPr>
-            <w:t>17-04-1840</w:t>
+            <w:t>06-12-1893</w:t>
           </w:r>
         </w:sdtContent>
       </w:sdt>
@@ -1368,8 +1368,7 @@
               <w:rStyle w:val="PlaceholderText"/>
               <w:lang w:val="en-US"/>
             </w:rPr>
-            <w:t>Linea di discendenza ricostruita da certificati esteri e italiani allegati al fascicolo.
-Linea di discendenza allegata: Davide Maria Lombardi -&gt; Giulia Conti -&gt; Chiara Costa</w:t>
+            <w:t>Linea di discendenza allegata: Marcos Carlos Santos -&gt; Carolina Oliveira Santos -&gt; Mateus Luis Araujo-Oliveira -&gt; Joao Oliveira -&gt; Mateus Luis Lima-Oliveira</w:t>
           </w:r>
         </w:sdtContent>
       </w:sdt>
@@ -1420,7 +1419,7 @@
               <w:rStyle w:val="PlaceholderText"/>
               <w:lang w:val="en-US"/>
             </w:rPr>
-            <w:t>2.1. Il terzo intervenuto ha rivendicato di essere discendente dallo stesso avo.</w:t>
+            <w:t/>
           </w:r>
         </w:p>
       </w:sdtContent>
@@ -2514,7 +2513,7 @@
               <w:rStyle w:val="PlaceholderText"/>
               <w:lang w:val="en-US"/>
             </w:rPr>
-            <w:t>Quest'ultima norma non si applica dunque al presente ricorso, iscritto a ruolo prima del 27.3.25.</w:t>
+            <w:t/>
           </w:r>
         </w:p>
       </w:sdtContent>
@@ -2804,7 +2803,7 @@
               <w:rStyle w:val="PlaceholderText"/>
               <w:lang w:val="en-US"/>
             </w:rPr>
-            <w:t>Di contro, il Ministero dell'Interno si è limitato a evocare l'accertamento di eventuali fattispecie estintive del diritto, senza nemmeno allegarle (né aver provato una richiesta di informazioni all'Autorità Consolare).</w:t>
+            <w:t>Di contro, il Ministero dell'Interno non si è costituito.</w:t>
           </w:r>
         </w:p>
       </w:sdtContent>
@@ -2942,7 +2941,7 @@
               <w:rFonts w:ascii="Garamond" w:hAnsi="Garamond"/>
               <w:bCs/>
             </w:rPr>
-            <w:t>4.1. La domanda del terzo intervenuto è inammissibile. L'art. 105 co. 1 c.p.c., infatti, consente l'intervento volontario «in un processo tra altre persone per far valere, in confronto di tutte le parti o di alcune di esse, un diritto relativo all'oggetto o dipendente dal titolo dedotto nel processo medesimo». Nel caso concreto, invece, il terzo ha chiesto di accertare un autonomo diritto allo status di cittadino, non connesso oggettivamente né dipendente da quello dei ricorrenti (cui è accomunato soltanto dall'avo).</w:t>
+            <w:t/>
           </w:r>
           <w:proofErr w:type="spellStart"/>
           <w:proofErr w:type="spellEnd"/>
@@ -3248,7 +3247,9 @@
               <w:rStyle w:val="PlaceholderText"/>
               <w:lang w:val="en-US"/>
             </w:rPr>
-            <w:t>Chiara Costa, nato/a a Santos il 19-11-2009</w:t>
+            <w:t>Mateus Luis Lima-Oliveira-Souza, nato/a a Brasilia il 05-12-1976</w:t>
+            <w:br/>
+            <w:t>Joao Oliveira, nato/a a Campinas il 24-04-1999</w:t>
           </w:r>
         </w:p>
       </w:sdtContent>
@@ -3295,7 +3296,7 @@
             <w:rPr>
               <w:rStyle w:val="PlaceholderText"/>
             </w:rPr>
-            <w:t>è cittadina italiana</w:t>
+            <w:t>sono cittadini italiani</w:t>
           </w:r>
         </w:sdtContent>
       </w:sdt>
@@ -3362,7 +3363,7 @@
               <w:rStyle w:val="PlaceholderText"/>
               <w:lang w:val="en-US"/>
             </w:rPr>
-            <w:t>dichiara inammissibile la domanda presentata da Francesca Leoni;</w:t>
+            <w:t/>
           </w:r>
         </w:p>
       </w:sdtContent>
